--- a/downloads/handouts/Unit 03/Handout 03.03 - Adolescence Myth vs Fact Sort.docx
+++ b/downloads/handouts/Unit 03/Handout 03.03 - Adolescence Myth vs Fact Sort.docx
@@ -59,9 +59,9 @@
       <w:pPr>
         <w:pStyle w:val="Heading3"/>
       </w:pPr>
-      <w:bookmarkStart w:id="21" w:name="word-bank-in-other-languages"/>
-      <w:r>
-        <w:t xml:space="preserve">Word bank in other languages</w:t>
+      <w:bookmarkStart w:id="21" w:name="word-bank-in-spanish"/>
+      <w:r>
+        <w:t xml:space="preserve">Word bank in Spanish</w:t>
       </w:r>
       <w:bookmarkEnd w:id="21"/>
     </w:p>
@@ -72,10 +72,8 @@
         <w:tblLook w:firstRow="1"/>
       </w:tblPr>
       <w:tblGrid>
-        <w:gridCol w:w="2340"/>
-        <w:gridCol w:w="2340"/>
-        <w:gridCol w:w="2340"/>
-        <w:gridCol w:w="2340"/>
+        <w:gridCol w:w="4680"/>
+        <w:gridCol w:w="4680"/>
       </w:tblGrid>
       <w:tr>
         <w:trPr>
@@ -83,7 +81,7 @@
         </w:trPr>
         <w:tc>
           <w:tcPr>
-            <w:tcW w:type="dxa" w:w="2340"/>
+            <w:tcW w:type="dxa" w:w="4680"/>
             <w:tcBorders>
               <w:bottom w:val="single"/>
             </w:tcBorders>
@@ -101,7 +99,7 @@
         </w:tc>
         <w:tc>
           <w:tcPr>
-            <w:tcW w:type="dxa" w:w="2340"/>
+            <w:tcW w:type="dxa" w:w="4680"/>
             <w:tcBorders>
               <w:bottom w:val="single"/>
             </w:tcBorders>
@@ -113,17 +111,15 @@
               <w:jc w:val="left"/>
             </w:pPr>
             <w:r>
-              <w:t xml:space="preserve">Turkish</w:t>
-            </w:r>
-          </w:p>
-        </w:tc>
+              <w:t xml:space="preserve">Spanish</w:t>
+            </w:r>
+          </w:p>
+        </w:tc>
+      </w:tr>
+      <w:tr>
         <w:tc>
           <w:tcPr>
-            <w:tcW w:type="dxa" w:w="2340"/>
-            <w:tcBorders>
-              <w:bottom w:val="single"/>
-            </w:tcBorders>
-            <w:vAlign w:val="bottom"/>
+            <w:tcW w:type="dxa" w:w="4680"/>
           </w:tcPr>
           <w:p>
             <w:pPr>
@@ -131,17 +127,13 @@
               <w:jc w:val="left"/>
             </w:pPr>
             <w:r>
-              <w:t xml:space="preserve">Portuguese</w:t>
+              <w:t xml:space="preserve">brain</w:t>
             </w:r>
           </w:p>
         </w:tc>
         <w:tc>
           <w:tcPr>
-            <w:tcW w:type="dxa" w:w="2340"/>
-            <w:tcBorders>
-              <w:bottom w:val="single"/>
-            </w:tcBorders>
-            <w:vAlign w:val="bottom"/>
+            <w:tcW w:type="dxa" w:w="4680"/>
           </w:tcPr>
           <w:p>
             <w:pPr>
@@ -149,7 +141,7 @@
               <w:jc w:val="left"/>
             </w:pPr>
             <w:r>
-              <w:t xml:space="preserve">Spanish</w:t>
+              <w:t xml:space="preserve">cerebro</w:t>
             </w:r>
           </w:p>
         </w:tc>
@@ -157,7 +149,7 @@
       <w:tr>
         <w:tc>
           <w:tcPr>
-            <w:tcW w:type="dxa" w:w="2340"/>
+            <w:tcW w:type="dxa" w:w="4680"/>
           </w:tcPr>
           <w:p>
             <w:pPr>
@@ -165,13 +157,13 @@
               <w:jc w:val="left"/>
             </w:pPr>
             <w:r>
-              <w:t xml:space="preserve">brain</w:t>
+              <w:t xml:space="preserve">sleep</w:t>
             </w:r>
           </w:p>
         </w:tc>
         <w:tc>
           <w:tcPr>
-            <w:tcW w:type="dxa" w:w="2340"/>
+            <w:tcW w:type="dxa" w:w="4680"/>
           </w:tcPr>
           <w:p>
             <w:pPr>
@@ -179,13 +171,15 @@
               <w:jc w:val="left"/>
             </w:pPr>
             <w:r>
-              <w:t xml:space="preserve">beyin</w:t>
-            </w:r>
-          </w:p>
-        </w:tc>
+              <w:t xml:space="preserve">sueño</w:t>
+            </w:r>
+          </w:p>
+        </w:tc>
+      </w:tr>
+      <w:tr>
         <w:tc>
           <w:tcPr>
-            <w:tcW w:type="dxa" w:w="2340"/>
+            <w:tcW w:type="dxa" w:w="4680"/>
           </w:tcPr>
           <w:p>
             <w:pPr>
@@ -193,13 +187,13 @@
               <w:jc w:val="left"/>
             </w:pPr>
             <w:r>
-              <w:t xml:space="preserve">cérebro</w:t>
+              <w:t xml:space="preserve">feeling</w:t>
             </w:r>
           </w:p>
         </w:tc>
         <w:tc>
           <w:tcPr>
-            <w:tcW w:type="dxa" w:w="2340"/>
+            <w:tcW w:type="dxa" w:w="4680"/>
           </w:tcPr>
           <w:p>
             <w:pPr>
@@ -207,7 +201,7 @@
               <w:jc w:val="left"/>
             </w:pPr>
             <w:r>
-              <w:t xml:space="preserve">cerebro</w:t>
+              <w:t xml:space="preserve">sentimiento</w:t>
             </w:r>
           </w:p>
         </w:tc>
@@ -215,7 +209,7 @@
       <w:tr>
         <w:tc>
           <w:tcPr>
-            <w:tcW w:type="dxa" w:w="2340"/>
+            <w:tcW w:type="dxa" w:w="4680"/>
           </w:tcPr>
           <w:p>
             <w:pPr>
@@ -223,13 +217,13 @@
               <w:jc w:val="left"/>
             </w:pPr>
             <w:r>
-              <w:t xml:space="preserve">sleep</w:t>
+              <w:t xml:space="preserve">myth</w:t>
             </w:r>
           </w:p>
         </w:tc>
         <w:tc>
           <w:tcPr>
-            <w:tcW w:type="dxa" w:w="2340"/>
+            <w:tcW w:type="dxa" w:w="4680"/>
           </w:tcPr>
           <w:p>
             <w:pPr>
@@ -237,13 +231,15 @@
               <w:jc w:val="left"/>
             </w:pPr>
             <w:r>
-              <w:t xml:space="preserve">uyku</w:t>
-            </w:r>
-          </w:p>
-        </w:tc>
+              <w:t xml:space="preserve">mito</w:t>
+            </w:r>
+          </w:p>
+        </w:tc>
+      </w:tr>
+      <w:tr>
         <w:tc>
           <w:tcPr>
-            <w:tcW w:type="dxa" w:w="2340"/>
+            <w:tcW w:type="dxa" w:w="4680"/>
           </w:tcPr>
           <w:p>
             <w:pPr>
@@ -251,13 +247,13 @@
               <w:jc w:val="left"/>
             </w:pPr>
             <w:r>
-              <w:t xml:space="preserve">sono</w:t>
+              <w:t xml:space="preserve">fact</w:t>
             </w:r>
           </w:p>
         </w:tc>
         <w:tc>
           <w:tcPr>
-            <w:tcW w:type="dxa" w:w="2340"/>
+            <w:tcW w:type="dxa" w:w="4680"/>
           </w:tcPr>
           <w:p>
             <w:pPr>
@@ -265,7 +261,7 @@
               <w:jc w:val="left"/>
             </w:pPr>
             <w:r>
-              <w:t xml:space="preserve">sueño</w:t>
+              <w:t xml:space="preserve">hecho</w:t>
             </w:r>
           </w:p>
         </w:tc>
@@ -273,7 +269,7 @@
       <w:tr>
         <w:tc>
           <w:tcPr>
-            <w:tcW w:type="dxa" w:w="2340"/>
+            <w:tcW w:type="dxa" w:w="4680"/>
           </w:tcPr>
           <w:p>
             <w:pPr>
@@ -281,215 +277,13 @@
               <w:jc w:val="left"/>
             </w:pPr>
             <w:r>
-              <w:t xml:space="preserve">feeling</w:t>
+              <w:t xml:space="preserve">normal</w:t>
             </w:r>
           </w:p>
         </w:tc>
         <w:tc>
           <w:tcPr>
-            <w:tcW w:type="dxa" w:w="2340"/>
-          </w:tcPr>
-          <w:p>
-            <w:pPr>
-              <w:pStyle w:val="Compact"/>
-              <w:jc w:val="left"/>
-            </w:pPr>
-            <w:r>
-              <w:t xml:space="preserve">duygu</w:t>
-            </w:r>
-          </w:p>
-        </w:tc>
-        <w:tc>
-          <w:tcPr>
-            <w:tcW w:type="dxa" w:w="2340"/>
-          </w:tcPr>
-          <w:p>
-            <w:pPr>
-              <w:pStyle w:val="Compact"/>
-              <w:jc w:val="left"/>
-            </w:pPr>
-            <w:r>
-              <w:t xml:space="preserve">sentimento</w:t>
-            </w:r>
-          </w:p>
-        </w:tc>
-        <w:tc>
-          <w:tcPr>
-            <w:tcW w:type="dxa" w:w="2340"/>
-          </w:tcPr>
-          <w:p>
-            <w:pPr>
-              <w:pStyle w:val="Compact"/>
-              <w:jc w:val="left"/>
-            </w:pPr>
-            <w:r>
-              <w:t xml:space="preserve">sentimiento</w:t>
-            </w:r>
-          </w:p>
-        </w:tc>
-      </w:tr>
-      <w:tr>
-        <w:tc>
-          <w:tcPr>
-            <w:tcW w:type="dxa" w:w="2340"/>
-          </w:tcPr>
-          <w:p>
-            <w:pPr>
-              <w:pStyle w:val="Compact"/>
-              <w:jc w:val="left"/>
-            </w:pPr>
-            <w:r>
-              <w:t xml:space="preserve">myth</w:t>
-            </w:r>
-          </w:p>
-        </w:tc>
-        <w:tc>
-          <w:tcPr>
-            <w:tcW w:type="dxa" w:w="2340"/>
-          </w:tcPr>
-          <w:p>
-            <w:pPr>
-              <w:pStyle w:val="Compact"/>
-              <w:jc w:val="left"/>
-            </w:pPr>
-            <w:r>
-              <w:t xml:space="preserve">efsane</w:t>
-            </w:r>
-          </w:p>
-        </w:tc>
-        <w:tc>
-          <w:tcPr>
-            <w:tcW w:type="dxa" w:w="2340"/>
-          </w:tcPr>
-          <w:p>
-            <w:pPr>
-              <w:pStyle w:val="Compact"/>
-              <w:jc w:val="left"/>
-            </w:pPr>
-            <w:r>
-              <w:t xml:space="preserve">mito</w:t>
-            </w:r>
-          </w:p>
-        </w:tc>
-        <w:tc>
-          <w:tcPr>
-            <w:tcW w:type="dxa" w:w="2340"/>
-          </w:tcPr>
-          <w:p>
-            <w:pPr>
-              <w:pStyle w:val="Compact"/>
-              <w:jc w:val="left"/>
-            </w:pPr>
-            <w:r>
-              <w:t xml:space="preserve">mito</w:t>
-            </w:r>
-          </w:p>
-        </w:tc>
-      </w:tr>
-      <w:tr>
-        <w:tc>
-          <w:tcPr>
-            <w:tcW w:type="dxa" w:w="2340"/>
-          </w:tcPr>
-          <w:p>
-            <w:pPr>
-              <w:pStyle w:val="Compact"/>
-              <w:jc w:val="left"/>
-            </w:pPr>
-            <w:r>
-              <w:t xml:space="preserve">fact</w:t>
-            </w:r>
-          </w:p>
-        </w:tc>
-        <w:tc>
-          <w:tcPr>
-            <w:tcW w:type="dxa" w:w="2340"/>
-          </w:tcPr>
-          <w:p>
-            <w:pPr>
-              <w:pStyle w:val="Compact"/>
-              <w:jc w:val="left"/>
-            </w:pPr>
-            <w:r>
-              <w:t xml:space="preserve">gerçek</w:t>
-            </w:r>
-          </w:p>
-        </w:tc>
-        <w:tc>
-          <w:tcPr>
-            <w:tcW w:type="dxa" w:w="2340"/>
-          </w:tcPr>
-          <w:p>
-            <w:pPr>
-              <w:pStyle w:val="Compact"/>
-              <w:jc w:val="left"/>
-            </w:pPr>
-            <w:r>
-              <w:t xml:space="preserve">fato</w:t>
-            </w:r>
-          </w:p>
-        </w:tc>
-        <w:tc>
-          <w:tcPr>
-            <w:tcW w:type="dxa" w:w="2340"/>
-          </w:tcPr>
-          <w:p>
-            <w:pPr>
-              <w:pStyle w:val="Compact"/>
-              <w:jc w:val="left"/>
-            </w:pPr>
-            <w:r>
-              <w:t xml:space="preserve">hecho</w:t>
-            </w:r>
-          </w:p>
-        </w:tc>
-      </w:tr>
-      <w:tr>
-        <w:tc>
-          <w:tcPr>
-            <w:tcW w:type="dxa" w:w="2340"/>
-          </w:tcPr>
-          <w:p>
-            <w:pPr>
-              <w:pStyle w:val="Compact"/>
-              <w:jc w:val="left"/>
-            </w:pPr>
-            <w:r>
-              <w:t xml:space="preserve">normal</w:t>
-            </w:r>
-          </w:p>
-        </w:tc>
-        <w:tc>
-          <w:tcPr>
-            <w:tcW w:type="dxa" w:w="2340"/>
-          </w:tcPr>
-          <w:p>
-            <w:pPr>
-              <w:pStyle w:val="Compact"/>
-              <w:jc w:val="left"/>
-            </w:pPr>
-            <w:r>
-              <w:t xml:space="preserve">normal</w:t>
-            </w:r>
-          </w:p>
-        </w:tc>
-        <w:tc>
-          <w:tcPr>
-            <w:tcW w:type="dxa" w:w="2340"/>
-          </w:tcPr>
-          <w:p>
-            <w:pPr>
-              <w:pStyle w:val="Compact"/>
-              <w:jc w:val="left"/>
-            </w:pPr>
-            <w:r>
-              <w:t xml:space="preserve">normal</w:t>
-            </w:r>
-          </w:p>
-        </w:tc>
-        <w:tc>
-          <w:tcPr>
-            <w:tcW w:type="dxa" w:w="2340"/>
+            <w:tcW w:type="dxa" w:w="4680"/>
           </w:tcPr>
           <w:p>
             <w:pPr>
@@ -1242,15 +1036,18 @@
       </w:r>
     </w:p>
     <w:p>
-      <w:r>
-        <w:br w:type="page"/>
-      </w:r>
-    </w:p>
-    <w:p>
       <w:pPr>
         <w:pStyle w:val="BodyText"/>
       </w:pPr>
       <w:r>
+        <w:t xml:space="preserve">____________________________________________________________________________________________</w:t>
+      </w:r>
+    </w:p>
+    <w:p>
+      <w:pPr>
+        <w:pStyle w:val="BodyText"/>
+      </w:pPr>
+      <w:r>
         <w:t xml:space="preserve">The people at this school I can tell: ________________________________________________________________</w:t>
       </w:r>
     </w:p>
@@ -1263,18 +1060,27 @@
       </w:r>
     </w:p>
     <w:p>
-      <w:r>
-        <w:br w:type="page"/>
-      </w:r>
-    </w:p>
-    <w:p>
-      <w:r>
-        <w:br w:type="page"/>
-      </w:r>
-    </w:p>
-    <w:p>
-      <w:r>
-        <w:br w:type="page"/>
+      <w:pPr>
+        <w:pStyle w:val="BodyText"/>
+      </w:pPr>
+      <w:r>
+        <w:t xml:space="preserve">____________________________________________________________________________________________</w:t>
+      </w:r>
+    </w:p>
+    <w:p>
+      <w:pPr>
+        <w:pStyle w:val="BodyText"/>
+      </w:pPr>
+      <w:r>
+        <w:t xml:space="preserve">____________________________________________________________________________________________</w:t>
+      </w:r>
+    </w:p>
+    <w:p>
+      <w:pPr>
+        <w:pStyle w:val="BodyText"/>
+      </w:pPr>
+      <w:r>
+        <w:t xml:space="preserve">____________________________________________________________________________________________</w:t>
       </w:r>
     </w:p>
     <w:p>

--- a/downloads/handouts/Unit 03/Handout 03.03 - Adolescence Myth vs Fact Sort.docx
+++ b/downloads/handouts/Unit 03/Handout 03.03 - Adolescence Myth vs Fact Sort.docx
@@ -444,7 +444,7 @@
         <w:pStyle w:val="FirstParagraph"/>
       </w:pPr>
       <w:r>
-        <w:t xml:space="preserve">Write M or F next to each. Then write a one-sentence correction for six of the myths (all of them for grade 8).</w:t>
+        <w:t xml:space="preserve">Write M or F next to each. Then write a one-sentence correction for each myth (there are six).</w:t>
       </w:r>
     </w:p>
     <w:tbl>

--- a/downloads/handouts/Unit 03/Handout 03.03 - Adolescence Myth vs Fact Sort.docx
+++ b/downloads/handouts/Unit 03/Handout 03.03 - Adolescence Myth vs Fact Sort.docx
@@ -34,7 +34,7 @@
         <w:t xml:space="preserve"> </w:t>
       </w:r>
       <w:r>
-        <w:t xml:space="preserve">Four parts. Part 1 is the chart: four things that change in adolescence, one line each in your own words. Part 2 is the sort: twelve statements, each a myth or a fact; write M or F, and for every myth write one sentence that corrects it using the chart. Part 3 is a case. Nothing on this page asks about you; every</w:t>
+        <w:t xml:space="preserve">This page has three parts and a stretch. Part 1 is the chart: four things that change in adolescence. Write one line for each in your own words. Part 2 is the sort: twelve statements. Each one is a myth (not true) or a fact (true). Write M or F. For every myth, write one sentence that corrects it. Use the chart to help. Part 3 is a case. Nothing on this page asks about you. Every</w:t>
       </w:r>
       <w:r>
         <w:t xml:space="preserve"> </w:t>
@@ -52,7 +52,7 @@
         <w:t xml:space="preserve"> </w:t>
       </w:r>
       <w:r>
-        <w:t xml:space="preserve">is general. Puberty and reproductive health questions go to health class; there is a line for that on the exit card, and it is optional.</w:t>
+        <w:t xml:space="preserve">means people in general. Questions about puberty and reproductive health go to health class. There is a line for that on the exit card, and it is optional.</w:t>
       </w:r>
     </w:p>
     <w:p>
@@ -444,7 +444,7 @@
         <w:pStyle w:val="FirstParagraph"/>
       </w:pPr>
       <w:r>
-        <w:t xml:space="preserve">Write M or F next to each. Then write a one-sentence correction for each myth (there are six).</w:t>
+        <w:t xml:space="preserve">Write M or F next to each statement. Then write a one-sentence correction for each myth. There are six myths.</w:t>
       </w:r>
     </w:p>
     <w:tbl>
@@ -940,7 +940,7 @@
         <w:pStyle w:val="BodyText"/>
       </w:pPr>
       <w:r>
-        <w:t xml:space="preserve">What would work better? Write one response that fits the brain at this age, and one reason.</w:t>
+        <w:t xml:space="preserve">What would work better? Write one response that fits the brain at this age. Then write one reason.</w:t>
       </w:r>
     </w:p>
     <w:p>
@@ -1040,7 +1040,7 @@
         <w:pStyle w:val="BodyText"/>
       </w:pPr>
       <w:r>
-        <w:t xml:space="preserve">____________________________________________________________________________________________</w:t>
+        <w:t xml:space="preserve">(more) ____________________________________________________________________________________________</w:t>
       </w:r>
     </w:p>
     <w:p>
@@ -1056,7 +1056,7 @@
         <w:pStyle w:val="BodyText"/>
       </w:pPr>
       <w:r>
-        <w:t xml:space="preserve">Grade 8 stretch (Part 4; you keep this, it is not turned in): write a four-sentence note to a parent or guardian explaining what the prefrontal cortex is doing at 13 and one thing that helps.</w:t>
+        <w:t xml:space="preserve">Grade 8 stretch (Part 4; you keep this, it is not turned in): write a four-sentence note to a parent or guardian. Explain what the prefrontal cortex (the planning and braking part of the brain) is doing at 13. Then name one thing that helps.</w:t>
       </w:r>
     </w:p>
     <w:p>
@@ -1064,7 +1064,7 @@
         <w:pStyle w:val="BodyText"/>
       </w:pPr>
       <w:r>
-        <w:t xml:space="preserve">____________________________________________________________________________________________</w:t>
+        <w:t xml:space="preserve">Line 1: ____________________________________________________________________________________________</w:t>
       </w:r>
     </w:p>
     <w:p>
@@ -1072,7 +1072,7 @@
         <w:pStyle w:val="BodyText"/>
       </w:pPr>
       <w:r>
-        <w:t xml:space="preserve">____________________________________________________________________________________________</w:t>
+        <w:t xml:space="preserve">Line 2: ____________________________________________________________________________________________</w:t>
       </w:r>
     </w:p>
     <w:p>
@@ -1080,7 +1080,7 @@
         <w:pStyle w:val="BodyText"/>
       </w:pPr>
       <w:r>
-        <w:t xml:space="preserve">____________________________________________________________________________________________</w:t>
+        <w:t xml:space="preserve">Line 3: ____________________________________________________________________________________________</w:t>
       </w:r>
     </w:p>
     <w:p>
